--- a/файлы/основное/Bntu_Dp_WebГэкDp_ВысоцкийМЛ_Doclad_1006'22.docx
+++ b/файлы/основное/Bntu_Dp_WebГэкDp_ВысоцкийМЛ_Doclad_1006'22.docx
@@ -8,14 +8,12 @@
         <w:spacing w:line="300" w:lineRule="auto"/>
         <w:ind w:firstLine="567"/>
         <w:rPr>
-          <w:sz w:val="26"/>
-          <w:szCs w:val="26"/>
+          <w:sz w:val="24"/>
         </w:rPr>
       </w:pPr>
       <w:r>
         <w:rPr>
-          <w:sz w:val="26"/>
-          <w:szCs w:val="26"/>
+          <w:sz w:val="24"/>
           <w:lang w:eastAsia="en-US"/>
         </w:rPr>
         <w:t>(слайд 1</w:t>
@@ -23,8 +21,7 @@
       <w:proofErr w:type="gramStart"/>
       <w:r>
         <w:rPr>
-          <w:sz w:val="26"/>
-          <w:szCs w:val="26"/>
+          <w:sz w:val="24"/>
           <w:lang w:eastAsia="en-US"/>
         </w:rPr>
         <w:t>)</w:t>
@@ -32,109 +29,95 @@
       <w:proofErr w:type="gramEnd"/>
       <w:r>
         <w:rPr>
-          <w:sz w:val="26"/>
-          <w:szCs w:val="26"/>
+          <w:sz w:val="24"/>
           <w:lang w:eastAsia="en-US"/>
         </w:rPr>
         <w:t xml:space="preserve"> </w:t>
       </w:r>
       <w:r>
         <w:rPr>
-          <w:sz w:val="26"/>
-          <w:szCs w:val="26"/>
+          <w:sz w:val="24"/>
           <w:lang w:eastAsia="en-US"/>
         </w:rPr>
         <w:t xml:space="preserve">Здравствуйте, </w:t>
       </w:r>
       <w:r>
         <w:rPr>
-          <w:sz w:val="26"/>
-          <w:szCs w:val="26"/>
+          <w:sz w:val="24"/>
           <w:lang w:eastAsia="en-US"/>
         </w:rPr>
         <w:t xml:space="preserve">Я </w:t>
       </w:r>
       <w:r>
         <w:rPr>
-          <w:sz w:val="26"/>
-          <w:szCs w:val="26"/>
+          <w:sz w:val="24"/>
           <w:lang w:eastAsia="en-US"/>
         </w:rPr>
         <w:t>студент</w:t>
       </w:r>
       <w:r>
         <w:rPr>
-          <w:sz w:val="26"/>
-          <w:szCs w:val="26"/>
+          <w:sz w:val="24"/>
           <w:lang w:eastAsia="en-US"/>
         </w:rPr>
         <w:t xml:space="preserve"> гр</w:t>
       </w:r>
       <w:r>
         <w:rPr>
-          <w:sz w:val="26"/>
-          <w:szCs w:val="26"/>
+          <w:sz w:val="24"/>
           <w:lang w:eastAsia="en-US"/>
         </w:rPr>
         <w:t>уппы 10702121</w:t>
       </w:r>
       <w:r>
         <w:rPr>
-          <w:sz w:val="26"/>
-          <w:szCs w:val="26"/>
+          <w:sz w:val="24"/>
           <w:lang w:eastAsia="en-US"/>
         </w:rPr>
         <w:t xml:space="preserve"> </w:t>
       </w:r>
       <w:r>
         <w:rPr>
-          <w:sz w:val="26"/>
-          <w:szCs w:val="26"/>
+          <w:sz w:val="24"/>
           <w:lang w:eastAsia="en-US"/>
         </w:rPr>
         <w:t>Высоцкий Максим Леонидович</w:t>
       </w:r>
       <w:r>
         <w:rPr>
-          <w:sz w:val="26"/>
-          <w:szCs w:val="26"/>
+          <w:sz w:val="24"/>
           <w:lang w:eastAsia="en-US"/>
         </w:rPr>
         <w:t xml:space="preserve">, </w:t>
       </w:r>
       <w:r>
         <w:rPr>
-          <w:sz w:val="26"/>
-          <w:szCs w:val="26"/>
+          <w:sz w:val="24"/>
         </w:rPr>
         <w:t xml:space="preserve">Уважаемые члены комиссии, вашему вниманию представляется </w:t>
       </w:r>
       <w:r>
         <w:rPr>
-          <w:sz w:val="26"/>
-          <w:szCs w:val="26"/>
+          <w:sz w:val="24"/>
           <w:lang w:eastAsia="en-US"/>
         </w:rPr>
         <w:t>дипломный проект</w:t>
       </w:r>
       <w:r>
         <w:rPr>
-          <w:sz w:val="26"/>
-          <w:szCs w:val="26"/>
+          <w:sz w:val="24"/>
         </w:rPr>
         <w:t xml:space="preserve"> на тему «</w:t>
       </w:r>
       <w:r>
         <w:rPr>
-          <w:sz w:val="26"/>
-          <w:szCs w:val="26"/>
+          <w:sz w:val="24"/>
         </w:rPr>
         <w:t>Программное средство автоматизации процессов учёта и анализа успеваемости студентов</w:t>
       </w:r>
       <w:r>
         <w:rPr>
-          <w:sz w:val="26"/>
-          <w:szCs w:val="26"/>
+          <w:sz w:val="24"/>
         </w:rPr>
         <w:t>».</w:t>
       </w:r>
@@ -147,23 +130,11 @@
         <w:spacing w:line="300" w:lineRule="auto"/>
         <w:ind w:firstLine="567"/>
         <w:jc w:val="both"/>
-        <w:rPr>
-          <w:sz w:val="26"/>
-          <w:szCs w:val="26"/>
-        </w:rPr>
-      </w:pPr>
-      <w:r>
-        <w:rPr>
-          <w:sz w:val="26"/>
-          <w:szCs w:val="26"/>
-        </w:rPr>
+      </w:pPr>
+      <w:r>
         <w:t xml:space="preserve">(слайд 2) </w:t>
       </w:r>
       <w:r>
-        <w:rPr>
-          <w:sz w:val="26"/>
-          <w:szCs w:val="26"/>
-        </w:rPr>
         <w:t>В условиях современного образовательного процесса важной задачей является обеспечение оперативного и достоверного учета академической успеваемости студентов. Традиционные методы предполагают ручную обработку, что влечёт за собой значительные временные затраты, высокий риск ошибок и сложности в проведении анализа.</w:t>
       </w:r>
     </w:p>
@@ -175,17 +146,12 @@
         <w:spacing w:line="300" w:lineRule="auto"/>
         <w:ind w:firstLine="567"/>
         <w:jc w:val="both"/>
-        <w:rPr>
-          <w:sz w:val="26"/>
-          <w:szCs w:val="26"/>
-        </w:rPr>
-      </w:pPr>
-      <w:r>
-        <w:rPr>
-          <w:sz w:val="26"/>
-          <w:szCs w:val="26"/>
-        </w:rPr>
-        <w:t>Для решения этих проблем мной было разработано специализированное клиент-серверное веб-приложение, которое автоматизирует ключевые процессы учета и анализа.</w:t>
+      </w:pPr>
+      <w:r>
+        <w:t>(слайд 3)</w:t>
+      </w:r>
+      <w:r>
+        <w:t xml:space="preserve"> Целью дипломного проекта является разработка и реализация программного средства для автоматизации процессов учёта и анализа успеваемости студентов.</w:t>
       </w:r>
     </w:p>
     <w:p>
@@ -196,72 +162,8 @@
         <w:spacing w:line="300" w:lineRule="auto"/>
         <w:ind w:firstLine="567"/>
         <w:jc w:val="both"/>
-        <w:rPr>
-          <w:sz w:val="26"/>
-          <w:szCs w:val="26"/>
-        </w:rPr>
-      </w:pPr>
-      <w:r>
-        <w:rPr>
-          <w:sz w:val="26"/>
-          <w:szCs w:val="26"/>
-        </w:rPr>
-        <w:t xml:space="preserve">(слайд </w:t>
-      </w:r>
-      <w:r>
-        <w:rPr>
-          <w:sz w:val="26"/>
-          <w:szCs w:val="26"/>
-        </w:rPr>
-        <w:t>3</w:t>
-      </w:r>
-      <w:r>
-        <w:rPr>
-          <w:sz w:val="26"/>
-          <w:szCs w:val="26"/>
-        </w:rPr>
-        <w:t>)</w:t>
-      </w:r>
-      <w:r>
-        <w:rPr>
-          <w:sz w:val="26"/>
-          <w:szCs w:val="26"/>
-        </w:rPr>
-        <w:t xml:space="preserve"> </w:t>
-      </w:r>
-      <w:r>
-        <w:rPr>
-          <w:sz w:val="26"/>
-          <w:szCs w:val="26"/>
-        </w:rPr>
-        <w:t>Ц</w:t>
-      </w:r>
-      <w:r>
-        <w:rPr>
-          <w:sz w:val="26"/>
-          <w:szCs w:val="26"/>
-        </w:rPr>
-        <w:t>елью дипломного проекта является разработка и реализация программного средства для автоматизации процессов учёта и анализа успеваемости студентов.</w:t>
-      </w:r>
-    </w:p>
-    <w:p>
-      <w:pPr>
-        <w:tabs>
-          <w:tab w:val="left" w:pos="840"/>
-        </w:tabs>
-        <w:spacing w:line="300" w:lineRule="auto"/>
-        <w:ind w:firstLine="567"/>
-        <w:jc w:val="both"/>
-        <w:rPr>
-          <w:sz w:val="26"/>
-          <w:szCs w:val="26"/>
-        </w:rPr>
-      </w:pPr>
-      <w:r>
-        <w:rPr>
-          <w:sz w:val="26"/>
-          <w:szCs w:val="26"/>
-        </w:rPr>
+      </w:pPr>
+      <w:r>
         <w:t>В соответствии с поставленной целью были сформулированы следующие задачи дипломного проекта:</w:t>
       </w:r>
     </w:p>
@@ -276,16 +178,8 @@
         </w:tabs>
         <w:spacing w:line="300" w:lineRule="auto"/>
         <w:jc w:val="both"/>
-        <w:rPr>
-          <w:sz w:val="26"/>
-          <w:szCs w:val="26"/>
-        </w:rPr>
-      </w:pPr>
-      <w:r>
-        <w:rPr>
-          <w:sz w:val="26"/>
-          <w:szCs w:val="26"/>
-        </w:rPr>
+      </w:pPr>
+      <w:r>
         <w:t>учет оценок и посещаемости студентов;</w:t>
       </w:r>
     </w:p>
@@ -300,16 +194,8 @@
         </w:tabs>
         <w:spacing w:line="300" w:lineRule="auto"/>
         <w:jc w:val="both"/>
-        <w:rPr>
-          <w:sz w:val="26"/>
-          <w:szCs w:val="26"/>
-        </w:rPr>
-      </w:pPr>
-      <w:r>
-        <w:rPr>
-          <w:sz w:val="26"/>
-          <w:szCs w:val="26"/>
-        </w:rPr>
+      </w:pPr>
+      <w:r>
         <w:t>реализация модуля формирования и отправки ведомостей;</w:t>
       </w:r>
     </w:p>
@@ -324,16 +210,8 @@
         </w:tabs>
         <w:spacing w:line="300" w:lineRule="auto"/>
         <w:jc w:val="both"/>
-        <w:rPr>
-          <w:sz w:val="26"/>
-          <w:szCs w:val="26"/>
-        </w:rPr>
-      </w:pPr>
-      <w:r>
-        <w:rPr>
-          <w:sz w:val="26"/>
-          <w:szCs w:val="26"/>
-        </w:rPr>
+      </w:pPr>
+      <w:r>
         <w:t>сбор и визуализация статистических данных;</w:t>
       </w:r>
     </w:p>
@@ -348,16 +226,8 @@
         </w:tabs>
         <w:spacing w:line="300" w:lineRule="auto"/>
         <w:jc w:val="both"/>
-        <w:rPr>
-          <w:sz w:val="26"/>
-          <w:szCs w:val="26"/>
-        </w:rPr>
-      </w:pPr>
-      <w:r>
-        <w:rPr>
-          <w:sz w:val="26"/>
-          <w:szCs w:val="26"/>
-        </w:rPr>
+      </w:pPr>
+      <w:r>
         <w:t>интеграция с почтовыми сервисами для автоматической рассылки;</w:t>
       </w:r>
     </w:p>
@@ -372,16 +242,8 @@
         </w:tabs>
         <w:spacing w:line="300" w:lineRule="auto"/>
         <w:jc w:val="both"/>
-        <w:rPr>
-          <w:sz w:val="26"/>
-          <w:szCs w:val="26"/>
-        </w:rPr>
-      </w:pPr>
-      <w:r>
-        <w:rPr>
-          <w:sz w:val="26"/>
-          <w:szCs w:val="26"/>
-        </w:rPr>
+      </w:pPr>
+      <w:r>
         <w:t>обеспечение защиты данных и разграничение прав доступа пользователей;</w:t>
       </w:r>
     </w:p>
@@ -396,16 +258,8 @@
         </w:tabs>
         <w:spacing w:line="300" w:lineRule="auto"/>
         <w:jc w:val="both"/>
-        <w:rPr>
-          <w:sz w:val="26"/>
-          <w:szCs w:val="26"/>
-        </w:rPr>
-      </w:pPr>
-      <w:r>
-        <w:rPr>
-          <w:sz w:val="26"/>
-          <w:szCs w:val="26"/>
-        </w:rPr>
+      </w:pPr>
+      <w:r>
         <w:t>создание интуитивно понятного и удобного пользовательского интерфейса.</w:t>
       </w:r>
     </w:p>
@@ -417,94 +271,126 @@
         <w:spacing w:line="300" w:lineRule="auto"/>
         <w:ind w:firstLine="567"/>
         <w:jc w:val="both"/>
-        <w:rPr>
-          <w:sz w:val="26"/>
-          <w:szCs w:val="26"/>
-        </w:rPr>
-      </w:pPr>
-      <w:r>
-        <w:rPr>
-          <w:sz w:val="26"/>
-          <w:szCs w:val="26"/>
-        </w:rPr>
-        <w:t xml:space="preserve">(слайд </w:t>
-      </w:r>
-      <w:r>
-        <w:rPr>
-          <w:sz w:val="26"/>
-          <w:szCs w:val="26"/>
-        </w:rPr>
-        <w:t>4</w:t>
+      </w:pPr>
+      <w:r>
+        <w:t>(слайд 4</w:t>
       </w:r>
       <w:proofErr w:type="gramStart"/>
       <w:r>
-        <w:rPr>
-          <w:sz w:val="26"/>
-          <w:szCs w:val="26"/>
-        </w:rPr>
         <w:t>)</w:t>
       </w:r>
       <w:proofErr w:type="gramEnd"/>
       <w:r>
-        <w:rPr>
-          <w:sz w:val="26"/>
-          <w:szCs w:val="26"/>
-        </w:rPr>
+        <w:t xml:space="preserve"> В ходе разработки проекта были использованы современные технологии. В качестве основного языка программирования применялся JavaScript. Серверная часть реализована с использованием платформы Node.js и фреймворка Express. Для клиентской части использовались библиотека </w:t>
+      </w:r>
+      <w:proofErr w:type="spellStart"/>
+      <w:r>
+        <w:t>React</w:t>
+      </w:r>
+      <w:proofErr w:type="spellEnd"/>
+      <w:r>
+        <w:t xml:space="preserve"> и фреймворк Next.js, обеспечивающие создание удобного и интерактивного пользовательского интерфейса. В качестве системы управления базами данных выбрана </w:t>
+      </w:r>
+      <w:proofErr w:type="spellStart"/>
+      <w:r>
+        <w:t>PostgreSQL</w:t>
+      </w:r>
+      <w:proofErr w:type="spellEnd"/>
+      <w:r>
+        <w:t xml:space="preserve">, а для взаимодействия с ней применялась ORM-библиотека </w:t>
+      </w:r>
+      <w:proofErr w:type="spellStart"/>
+      <w:r>
+        <w:t>Sequelize</w:t>
+      </w:r>
+      <w:proofErr w:type="spellEnd"/>
+      <w:r>
+        <w:t>.</w:t>
+      </w:r>
+    </w:p>
+    <w:p>
+      <w:pPr>
+        <w:tabs>
+          <w:tab w:val="left" w:pos="840"/>
+        </w:tabs>
+        <w:spacing w:line="300" w:lineRule="auto"/>
+        <w:ind w:firstLine="567"/>
+        <w:jc w:val="both"/>
+      </w:pPr>
+      <w:r>
+        <w:t xml:space="preserve">(слайд 5) </w:t>
+      </w:r>
+      <w:r>
+        <w:t>Приложение построено по клиент-серверной архитектуре. Клиентская часть взаимодействует с сервером через REST API, обмениваясь данными в формате JSON, а сервер обрабатывает запросы, выполняет бизнес-логику и обращается к базе данных для хранения и извлечения информации.</w:t>
+      </w:r>
+    </w:p>
+    <w:p>
+      <w:pPr>
+        <w:tabs>
+          <w:tab w:val="left" w:pos="840"/>
+        </w:tabs>
+        <w:spacing w:line="300" w:lineRule="auto"/>
+        <w:ind w:firstLine="567"/>
+        <w:jc w:val="both"/>
+      </w:pPr>
+      <w:r>
+        <w:t>(слайд 6)</w:t>
+      </w:r>
+      <w:r>
         <w:t xml:space="preserve"> </w:t>
       </w:r>
       <w:r>
-        <w:rPr>
-          <w:sz w:val="26"/>
-          <w:szCs w:val="26"/>
-        </w:rPr>
-        <w:t xml:space="preserve">В ходе разработки проекта были использованы современные технологии. В качестве основного языка программирования применялся JavaScript. Серверная часть реализована с использованием платформы Node.js и фреймворка Express. Для клиентской части использовались библиотека </w:t>
+        <w:t xml:space="preserve">В системе предусмотрены три роли: Администратор управляет пользователями, ведомостями, дисциплинами и </w:t>
+      </w:r>
+      <w:r>
+        <w:t>просматривает статистику</w:t>
+      </w:r>
+      <w:r>
+        <w:t>. Преподаватель выставляет оценки, формирует и отправляет ведомости. Гость может просматривать общую статистику и использовать базовые функции безопасности.</w:t>
+      </w:r>
+    </w:p>
+    <w:p>
+      <w:pPr>
+        <w:tabs>
+          <w:tab w:val="left" w:pos="840"/>
+        </w:tabs>
+        <w:spacing w:line="300" w:lineRule="auto"/>
+        <w:ind w:firstLine="567"/>
+        <w:jc w:val="both"/>
+      </w:pPr>
+      <w:r>
+        <w:t>(слайд 7</w:t>
+      </w:r>
+      <w:proofErr w:type="gramStart"/>
+      <w:r>
+        <w:t>)</w:t>
+      </w:r>
+      <w:proofErr w:type="gramEnd"/>
+      <w:r>
+        <w:t xml:space="preserve"> Для обеспечения безопасности в системе реализованы современные решения. Аутентификация выполняется с использованием </w:t>
       </w:r>
       <w:proofErr w:type="spellStart"/>
       <w:r>
-        <w:rPr>
-          <w:sz w:val="26"/>
-          <w:szCs w:val="26"/>
-        </w:rPr>
-        <w:t>React</w:t>
+        <w:t>access</w:t>
       </w:r>
       <w:proofErr w:type="spellEnd"/>
       <w:r>
-        <w:rPr>
-          <w:sz w:val="26"/>
-          <w:szCs w:val="26"/>
-        </w:rPr>
-        <w:t xml:space="preserve"> и фреймворк Next.js, обеспечивающие создание удобного и интерактивного пользовательского интерфейса. В качестве системы управления базами данных выбрана </w:t>
+        <w:t xml:space="preserve">-токенов, а </w:t>
       </w:r>
       <w:proofErr w:type="spellStart"/>
       <w:r>
-        <w:rPr>
-          <w:sz w:val="26"/>
-          <w:szCs w:val="26"/>
-        </w:rPr>
-        <w:t>PostgreSQL</w:t>
+        <w:t>refresh</w:t>
       </w:r>
       <w:proofErr w:type="spellEnd"/>
       <w:r>
-        <w:rPr>
-          <w:sz w:val="26"/>
-          <w:szCs w:val="26"/>
-        </w:rPr>
-        <w:t xml:space="preserve">, а для взаимодействия с ней применялась ORM-библиотека </w:t>
+        <w:t xml:space="preserve">-токены поддерживают непрерывность сессии. Доступ к функциям разделён по ролям с помощью ролевой модели, что исключает несанкционированный доступ. Для защиты данных применяется надёжное шифрование на базе AES-256 и </w:t>
       </w:r>
       <w:proofErr w:type="spellStart"/>
       <w:r>
-        <w:rPr>
-          <w:sz w:val="26"/>
-          <w:szCs w:val="26"/>
-        </w:rPr>
-        <w:t>Sequelize</w:t>
+        <w:t>bcrypt</w:t>
       </w:r>
       <w:proofErr w:type="spellEnd"/>
       <w:r>
-        <w:rPr>
-          <w:sz w:val="26"/>
-          <w:szCs w:val="26"/>
-        </w:rPr>
         <w:t>.</w:t>
       </w:r>
     </w:p>
@@ -516,45 +402,87 @@
         <w:spacing w:line="300" w:lineRule="auto"/>
         <w:ind w:firstLine="567"/>
         <w:jc w:val="both"/>
-        <w:rPr>
-          <w:sz w:val="26"/>
-          <w:szCs w:val="26"/>
-        </w:rPr>
-      </w:pPr>
-      <w:r>
-        <w:rPr>
-          <w:sz w:val="26"/>
-          <w:szCs w:val="26"/>
-        </w:rPr>
-        <w:t xml:space="preserve">(слайд </w:t>
-      </w:r>
-      <w:r>
-        <w:rPr>
-          <w:sz w:val="26"/>
-          <w:szCs w:val="26"/>
-        </w:rPr>
-        <w:t>5</w:t>
-      </w:r>
-      <w:r>
-        <w:rPr>
-          <w:sz w:val="26"/>
-          <w:szCs w:val="26"/>
-        </w:rPr>
-        <w:t>)</w:t>
-      </w:r>
-      <w:r>
-        <w:rPr>
-          <w:sz w:val="26"/>
-          <w:szCs w:val="26"/>
-        </w:rPr>
+      </w:pPr>
+      <w:r>
+        <w:t>(слайд 8)</w:t>
+      </w:r>
+      <w:r>
+        <w:t xml:space="preserve"> Автоматизированная работа с документами происходит по следующему принципу:</w:t>
+      </w:r>
+      <w:r>
+        <w:t xml:space="preserve"> В шаблон формата</w:t>
+      </w:r>
+      <w:r>
+        <w:t xml:space="preserve"> DOCX вставляются</w:t>
+      </w:r>
+      <w:r>
+        <w:t xml:space="preserve"> аттестационные данные</w:t>
+      </w:r>
+      <w:r>
+        <w:t xml:space="preserve"> с помощью библиотеки </w:t>
+      </w:r>
+      <w:proofErr w:type="spellStart"/>
+      <w:r>
+        <w:t>Docxtemplater</w:t>
+      </w:r>
+      <w:proofErr w:type="spellEnd"/>
+      <w:r>
+        <w:t xml:space="preserve"> и архивации </w:t>
+      </w:r>
+      <w:proofErr w:type="spellStart"/>
+      <w:r>
+        <w:t>PizZip</w:t>
+      </w:r>
+      <w:proofErr w:type="spellEnd"/>
+      <w:r>
+        <w:t>.</w:t>
+      </w:r>
+      <w:r>
         <w:t xml:space="preserve"> </w:t>
       </w:r>
       <w:r>
-        <w:rPr>
-          <w:sz w:val="26"/>
-          <w:szCs w:val="26"/>
-        </w:rPr>
-        <w:t>Приложение построено по клиент-серверной архитектуре. Клиентская часть взаимодействует с сервером через REST API, обмениваясь данными в формате JSON, а сервер обрабатывает запросы, выполняет бизнес-логику и обращается к базе данных для хранения и извлечения информации.</w:t>
+        <w:t>Готовый документ</w:t>
+      </w:r>
+      <w:r>
+        <w:t xml:space="preserve"> по желанию </w:t>
+      </w:r>
+      <w:r>
+        <w:lastRenderedPageBreak/>
+        <w:t>преподавателя</w:t>
+      </w:r>
+      <w:r>
+        <w:t xml:space="preserve"> конвертируется в PDF с использованием COM-интерфейса Microsoft Word через </w:t>
+      </w:r>
+      <w:proofErr w:type="spellStart"/>
+      <w:r>
+        <w:t>PowerShell</w:t>
+      </w:r>
+      <w:proofErr w:type="spellEnd"/>
+      <w:r>
+        <w:t>, после чего</w:t>
+      </w:r>
+      <w:r>
+        <w:t xml:space="preserve"> по желанию рассылается на введенные пользователем адреса электронной </w:t>
+      </w:r>
+      <w:r>
+        <w:t>почт</w:t>
+      </w:r>
+      <w:r>
+        <w:t>ы</w:t>
+      </w:r>
+      <w:r>
+        <w:t xml:space="preserve"> через </w:t>
+      </w:r>
+      <w:proofErr w:type="spellStart"/>
+      <w:r>
+        <w:t>Nodemailer</w:t>
+      </w:r>
+      <w:proofErr w:type="spellEnd"/>
+      <w:r>
+        <w:t xml:space="preserve">, что </w:t>
+      </w:r>
+      <w:r>
+        <w:t>ускоряет формирование ведомостей и упрощает процесс документооборота.</w:t>
       </w:r>
     </w:p>
     <w:p>
@@ -565,509 +493,11 @@
         <w:spacing w:line="300" w:lineRule="auto"/>
         <w:ind w:firstLine="567"/>
         <w:jc w:val="both"/>
-        <w:rPr>
-          <w:sz w:val="26"/>
-          <w:szCs w:val="26"/>
-        </w:rPr>
-      </w:pPr>
-      <w:r>
-        <w:rPr>
-          <w:sz w:val="26"/>
-          <w:szCs w:val="26"/>
-        </w:rPr>
-        <w:t xml:space="preserve">(слайд </w:t>
-      </w:r>
-      <w:r>
-        <w:rPr>
-          <w:sz w:val="26"/>
-          <w:szCs w:val="26"/>
-        </w:rPr>
-        <w:t>6</w:t>
-      </w:r>
-      <w:r>
-        <w:rPr>
-          <w:sz w:val="26"/>
-          <w:szCs w:val="26"/>
-        </w:rPr>
-        <w:t>)</w:t>
-      </w:r>
-      <w:r>
-        <w:rPr>
-          <w:sz w:val="26"/>
-          <w:szCs w:val="26"/>
-        </w:rPr>
-        <w:t xml:space="preserve"> </w:t>
-      </w:r>
-      <w:r>
-        <w:rPr>
-          <w:sz w:val="26"/>
-          <w:szCs w:val="26"/>
-        </w:rPr>
-        <w:t>В системе предусмотрены три роли:</w:t>
-      </w:r>
-      <w:r>
-        <w:rPr>
-          <w:sz w:val="26"/>
-          <w:szCs w:val="26"/>
-        </w:rPr>
-        <w:t xml:space="preserve"> </w:t>
-      </w:r>
-      <w:r>
-        <w:rPr>
-          <w:sz w:val="26"/>
-          <w:szCs w:val="26"/>
-        </w:rPr>
-        <w:t xml:space="preserve">Администратор управляет пользователями, ведомостями, дисциплинами и </w:t>
-      </w:r>
-      <w:r>
-        <w:rPr>
-          <w:sz w:val="26"/>
-          <w:szCs w:val="26"/>
-        </w:rPr>
-        <w:t>просматривает статистику</w:t>
-      </w:r>
-      <w:r>
-        <w:rPr>
-          <w:sz w:val="26"/>
-          <w:szCs w:val="26"/>
-        </w:rPr>
-        <w:t>.</w:t>
-      </w:r>
-      <w:r>
-        <w:rPr>
-          <w:sz w:val="26"/>
-          <w:szCs w:val="26"/>
-        </w:rPr>
-        <w:t xml:space="preserve"> </w:t>
-      </w:r>
-      <w:r>
-        <w:rPr>
-          <w:sz w:val="26"/>
-          <w:szCs w:val="26"/>
-        </w:rPr>
-        <w:t>Преподаватель выставляет оценки, формирует и отправляет ведомости.</w:t>
-      </w:r>
-      <w:r>
-        <w:rPr>
-          <w:sz w:val="26"/>
-          <w:szCs w:val="26"/>
-        </w:rPr>
-        <w:t xml:space="preserve"> </w:t>
-      </w:r>
-      <w:r>
-        <w:rPr>
-          <w:sz w:val="26"/>
-          <w:szCs w:val="26"/>
-        </w:rPr>
-        <w:t>Гость может просматривать общую статистику и использовать базовые функции безопасности.</w:t>
-      </w:r>
-    </w:p>
-    <w:p>
-      <w:pPr>
-        <w:tabs>
-          <w:tab w:val="left" w:pos="840"/>
-        </w:tabs>
-        <w:spacing w:line="300" w:lineRule="auto"/>
-        <w:ind w:firstLine="567"/>
-        <w:jc w:val="both"/>
-        <w:rPr>
-          <w:sz w:val="26"/>
-          <w:szCs w:val="26"/>
-        </w:rPr>
-      </w:pPr>
-      <w:r>
-        <w:rPr>
-          <w:sz w:val="26"/>
-          <w:szCs w:val="26"/>
-        </w:rPr>
-        <w:lastRenderedPageBreak/>
-        <w:t xml:space="preserve">(слайд </w:t>
-      </w:r>
-      <w:r>
-        <w:rPr>
-          <w:sz w:val="26"/>
-          <w:szCs w:val="26"/>
-        </w:rPr>
-        <w:t>7</w:t>
-      </w:r>
-      <w:proofErr w:type="gramStart"/>
-      <w:r>
-        <w:rPr>
-          <w:sz w:val="26"/>
-          <w:szCs w:val="26"/>
-        </w:rPr>
-        <w:t>)</w:t>
-      </w:r>
-      <w:proofErr w:type="gramEnd"/>
-      <w:r>
-        <w:rPr>
-          <w:sz w:val="26"/>
-          <w:szCs w:val="26"/>
-        </w:rPr>
-        <w:t xml:space="preserve"> </w:t>
-      </w:r>
-      <w:r>
-        <w:rPr>
-          <w:sz w:val="26"/>
-          <w:szCs w:val="26"/>
-        </w:rPr>
-        <w:t xml:space="preserve">Для обеспечения безопасности в системе реализованы современные решения. Аутентификация выполняется с использованием </w:t>
-      </w:r>
-      <w:proofErr w:type="spellStart"/>
-      <w:r>
-        <w:rPr>
-          <w:sz w:val="26"/>
-          <w:szCs w:val="26"/>
-        </w:rPr>
-        <w:t>access</w:t>
-      </w:r>
-      <w:proofErr w:type="spellEnd"/>
-      <w:r>
-        <w:rPr>
-          <w:sz w:val="26"/>
-          <w:szCs w:val="26"/>
-        </w:rPr>
-        <w:t xml:space="preserve">-токенов, а </w:t>
-      </w:r>
-      <w:proofErr w:type="spellStart"/>
-      <w:r>
-        <w:rPr>
-          <w:sz w:val="26"/>
-          <w:szCs w:val="26"/>
-        </w:rPr>
-        <w:t>refresh</w:t>
-      </w:r>
-      <w:proofErr w:type="spellEnd"/>
-      <w:r>
-        <w:rPr>
-          <w:sz w:val="26"/>
-          <w:szCs w:val="26"/>
-        </w:rPr>
-        <w:t>-токены поддерживают непрерывность сессии.</w:t>
-      </w:r>
-      <w:r>
-        <w:rPr>
-          <w:sz w:val="26"/>
-          <w:szCs w:val="26"/>
-        </w:rPr>
-        <w:t xml:space="preserve"> </w:t>
-      </w:r>
-      <w:r>
-        <w:rPr>
-          <w:sz w:val="26"/>
-          <w:szCs w:val="26"/>
-        </w:rPr>
-        <w:t>Доступ к функциям разделён по ролям с помощью ролевой модели, что исключает несанкционированный доступ.</w:t>
-      </w:r>
-      <w:r>
-        <w:rPr>
-          <w:sz w:val="26"/>
-          <w:szCs w:val="26"/>
-        </w:rPr>
-        <w:t xml:space="preserve"> </w:t>
-      </w:r>
-      <w:r>
-        <w:rPr>
-          <w:sz w:val="26"/>
-          <w:szCs w:val="26"/>
-        </w:rPr>
-        <w:t xml:space="preserve">Для защиты данных применяется надёжное шифрование на базе AES-256 и </w:t>
-      </w:r>
-      <w:proofErr w:type="spellStart"/>
-      <w:r>
-        <w:rPr>
-          <w:sz w:val="26"/>
-          <w:szCs w:val="26"/>
-        </w:rPr>
-        <w:t>bcrypt</w:t>
-      </w:r>
-      <w:proofErr w:type="spellEnd"/>
-      <w:r>
-        <w:rPr>
-          <w:sz w:val="26"/>
-          <w:szCs w:val="26"/>
-        </w:rPr>
-        <w:t>.</w:t>
-      </w:r>
-    </w:p>
-    <w:p>
-      <w:pPr>
-        <w:tabs>
-          <w:tab w:val="left" w:pos="840"/>
-        </w:tabs>
-        <w:spacing w:line="300" w:lineRule="auto"/>
-        <w:ind w:firstLine="567"/>
-        <w:jc w:val="both"/>
-        <w:rPr>
-          <w:sz w:val="26"/>
-          <w:szCs w:val="26"/>
-        </w:rPr>
-      </w:pPr>
-      <w:r>
-        <w:rPr>
-          <w:sz w:val="26"/>
-          <w:szCs w:val="26"/>
-        </w:rPr>
-        <w:t xml:space="preserve">(слайд </w:t>
-      </w:r>
-      <w:r>
-        <w:rPr>
-          <w:sz w:val="26"/>
-          <w:szCs w:val="26"/>
-        </w:rPr>
-        <w:t>8</w:t>
-      </w:r>
-      <w:r>
-        <w:rPr>
-          <w:sz w:val="26"/>
-          <w:szCs w:val="26"/>
-        </w:rPr>
-        <w:t>)</w:t>
-      </w:r>
-      <w:r>
-        <w:rPr>
-          <w:sz w:val="26"/>
-          <w:szCs w:val="26"/>
-        </w:rPr>
-        <w:t xml:space="preserve"> Автоматизированная работа с документами происходит по следующему принципу:</w:t>
-      </w:r>
-      <w:r>
-        <w:rPr>
-          <w:sz w:val="26"/>
-          <w:szCs w:val="26"/>
-        </w:rPr>
-        <w:t xml:space="preserve"> В шаблон формата</w:t>
-      </w:r>
-      <w:r>
-        <w:rPr>
-          <w:sz w:val="26"/>
-          <w:szCs w:val="26"/>
-        </w:rPr>
-        <w:t xml:space="preserve"> DOCX вставляются</w:t>
-      </w:r>
-      <w:r>
-        <w:rPr>
-          <w:sz w:val="26"/>
-          <w:szCs w:val="26"/>
-        </w:rPr>
-        <w:t xml:space="preserve"> аттестационные данные</w:t>
-      </w:r>
-      <w:r>
-        <w:rPr>
-          <w:sz w:val="26"/>
-          <w:szCs w:val="26"/>
-        </w:rPr>
-        <w:t xml:space="preserve"> с помощью библиотеки </w:t>
-      </w:r>
-      <w:proofErr w:type="spellStart"/>
-      <w:r>
-        <w:rPr>
-          <w:sz w:val="26"/>
-          <w:szCs w:val="26"/>
-        </w:rPr>
-        <w:t>Docxtemplater</w:t>
-      </w:r>
-      <w:proofErr w:type="spellEnd"/>
-      <w:r>
-        <w:rPr>
-          <w:sz w:val="26"/>
-          <w:szCs w:val="26"/>
-        </w:rPr>
-        <w:t xml:space="preserve"> и архивации </w:t>
-      </w:r>
-      <w:proofErr w:type="spellStart"/>
-      <w:r>
-        <w:rPr>
-          <w:sz w:val="26"/>
-          <w:szCs w:val="26"/>
-        </w:rPr>
-        <w:t>PizZip</w:t>
-      </w:r>
-      <w:proofErr w:type="spellEnd"/>
-      <w:r>
-        <w:rPr>
-          <w:sz w:val="26"/>
-          <w:szCs w:val="26"/>
-        </w:rPr>
-        <w:t>.</w:t>
-      </w:r>
-      <w:r>
-        <w:rPr>
-          <w:sz w:val="26"/>
-          <w:szCs w:val="26"/>
-        </w:rPr>
-        <w:t xml:space="preserve"> </w:t>
-      </w:r>
-      <w:r>
-        <w:rPr>
-          <w:sz w:val="26"/>
-          <w:szCs w:val="26"/>
-        </w:rPr>
-        <w:t>Готовый документ</w:t>
-      </w:r>
-      <w:r>
-        <w:rPr>
-          <w:sz w:val="26"/>
-          <w:szCs w:val="26"/>
-        </w:rPr>
-        <w:t xml:space="preserve"> по желанию преподавателя</w:t>
-      </w:r>
-      <w:r>
-        <w:rPr>
-          <w:sz w:val="26"/>
-          <w:szCs w:val="26"/>
-        </w:rPr>
-        <w:t xml:space="preserve"> конвертируется в PDF с использованием COM-интерфейса Microsoft Word через </w:t>
-      </w:r>
-      <w:proofErr w:type="spellStart"/>
-      <w:r>
-        <w:rPr>
-          <w:sz w:val="26"/>
-          <w:szCs w:val="26"/>
-        </w:rPr>
-        <w:t>PowerShell</w:t>
-      </w:r>
-      <w:proofErr w:type="spellEnd"/>
-      <w:r>
-        <w:rPr>
-          <w:sz w:val="26"/>
-          <w:szCs w:val="26"/>
-        </w:rPr>
-        <w:t>, после чего</w:t>
-      </w:r>
-      <w:r>
-        <w:rPr>
-          <w:sz w:val="26"/>
-          <w:szCs w:val="26"/>
-        </w:rPr>
-        <w:t xml:space="preserve"> по желанию рассылается на введенные пользователем адреса электронной </w:t>
-      </w:r>
-      <w:r>
-        <w:rPr>
-          <w:sz w:val="26"/>
-          <w:szCs w:val="26"/>
-        </w:rPr>
-        <w:t>почт</w:t>
-      </w:r>
-      <w:r>
-        <w:rPr>
-          <w:sz w:val="26"/>
-          <w:szCs w:val="26"/>
-        </w:rPr>
-        <w:t>ы</w:t>
-      </w:r>
-      <w:r>
-        <w:rPr>
-          <w:sz w:val="26"/>
-          <w:szCs w:val="26"/>
-        </w:rPr>
-        <w:t xml:space="preserve"> через </w:t>
-      </w:r>
-      <w:proofErr w:type="spellStart"/>
-      <w:r>
-        <w:rPr>
-          <w:sz w:val="26"/>
-          <w:szCs w:val="26"/>
-        </w:rPr>
-        <w:t>Nodemailer</w:t>
-      </w:r>
-      <w:proofErr w:type="spellEnd"/>
-      <w:r>
-        <w:rPr>
-          <w:sz w:val="26"/>
-          <w:szCs w:val="26"/>
-        </w:rPr>
-        <w:t xml:space="preserve">, что </w:t>
-      </w:r>
-      <w:r>
-        <w:rPr>
-          <w:sz w:val="26"/>
-          <w:szCs w:val="26"/>
-        </w:rPr>
-        <w:t>ускоряет формирование ведомостей и упрощает процесс документооборота.</w:t>
-      </w:r>
-    </w:p>
-    <w:p>
-      <w:pPr>
-        <w:tabs>
-          <w:tab w:val="left" w:pos="840"/>
-        </w:tabs>
-        <w:spacing w:line="300" w:lineRule="auto"/>
-        <w:ind w:firstLine="567"/>
-        <w:jc w:val="both"/>
-        <w:rPr>
-          <w:sz w:val="26"/>
-          <w:szCs w:val="26"/>
-        </w:rPr>
-      </w:pPr>
-      <w:r>
-        <w:rPr>
-          <w:sz w:val="26"/>
-          <w:szCs w:val="26"/>
-        </w:rPr>
-        <w:t xml:space="preserve">(слайд </w:t>
-      </w:r>
-      <w:r>
-        <w:rPr>
-          <w:sz w:val="26"/>
-          <w:szCs w:val="26"/>
-        </w:rPr>
-        <w:t>9</w:t>
-      </w:r>
-      <w:r>
-        <w:rPr>
-          <w:sz w:val="26"/>
-          <w:szCs w:val="26"/>
-        </w:rPr>
-        <w:t>)</w:t>
-      </w:r>
-      <w:r>
-        <w:rPr>
-          <w:sz w:val="26"/>
-          <w:szCs w:val="26"/>
-        </w:rPr>
-        <w:t xml:space="preserve"> </w:t>
-      </w:r>
-      <w:r>
-        <w:rPr>
-          <w:sz w:val="26"/>
-          <w:szCs w:val="26"/>
-        </w:rPr>
-        <w:t>Интерфейс входа в систему включает форм</w:t>
-      </w:r>
-      <w:r>
-        <w:rPr>
-          <w:sz w:val="26"/>
-          <w:szCs w:val="26"/>
-        </w:rPr>
-        <w:t>ы</w:t>
-      </w:r>
-      <w:r>
-        <w:rPr>
-          <w:sz w:val="26"/>
-          <w:szCs w:val="26"/>
-        </w:rPr>
-        <w:t xml:space="preserve"> авторизации и восстановления пароля.</w:t>
-      </w:r>
-      <w:r>
-        <w:rPr>
-          <w:sz w:val="26"/>
-          <w:szCs w:val="26"/>
-        </w:rPr>
-        <w:t xml:space="preserve"> </w:t>
-      </w:r>
-      <w:r>
-        <w:rPr>
-          <w:sz w:val="26"/>
-          <w:szCs w:val="26"/>
-        </w:rPr>
-        <w:t>Процесс восстановления проходит в три этапа: отправка кода на электронную почту, проверка введённого кода и создание нового пароля.</w:t>
-      </w:r>
-      <w:r>
-        <w:rPr>
-          <w:sz w:val="26"/>
-          <w:szCs w:val="26"/>
-        </w:rPr>
+      </w:pPr>
+      <w:r>
+        <w:t>(слайд 9) Интерфейс входа в систему включает формы авторизации и восстановления пароля. Процесс восстановления проходит в три этапа: отправка кода на электронную почту, проверка введённого кода и создание нового пароля.</w:t>
+      </w:r>
+      <w:r>
         <w:br/>
         <w:t>Это обеспечивает удобство и безопасность доступа к системе.</w:t>
       </w:r>
@@ -1080,544 +510,127 @@
         <w:spacing w:line="300" w:lineRule="auto"/>
         <w:ind w:firstLine="567"/>
         <w:jc w:val="both"/>
+      </w:pPr>
+      <w:r>
+        <w:t>(слайд 10)</w:t>
+      </w:r>
+      <w:r>
+        <w:t xml:space="preserve"> Интерфейс выбора и поиска группы представлен в виде боковой панели, доступной преподавателю после входа в систему. Она включает список учебных групп, строку поиска и переключатель режимов — «Текущее» для работы с оценками и аттестацией, и «Архив» для просмотра ранее созданных ведомостей. Функция поиска позволяет быстро найти нужную группу</w:t>
+      </w:r>
+      <w:r>
+        <w:t xml:space="preserve"> по ее номеру, изучаемой </w:t>
+      </w:r>
+      <w:r>
+        <w:t>дисциплин</w:t>
+      </w:r>
+      <w:r>
+        <w:t>е</w:t>
+      </w:r>
+      <w:r>
+        <w:t xml:space="preserve"> или </w:t>
+      </w:r>
+      <w:r>
+        <w:t xml:space="preserve">обучающемуся </w:t>
+      </w:r>
+      <w:r>
+        <w:t>студент</w:t>
+      </w:r>
+      <w:r>
+        <w:t>у</w:t>
+      </w:r>
+      <w:r>
+        <w:t>, облегчая навигацию и ускоряя работу с данными.</w:t>
+      </w:r>
+    </w:p>
+    <w:p>
+      <w:pPr>
+        <w:tabs>
+          <w:tab w:val="left" w:pos="840"/>
+        </w:tabs>
+        <w:spacing w:line="300" w:lineRule="auto"/>
+        <w:ind w:firstLine="567"/>
+        <w:jc w:val="both"/>
+      </w:pPr>
+      <w:r>
+        <w:t>(слайд 11) Интерфейс учёта успеваемости и посещаемости включает два режима работы: «Занятия» и «Аттестация». В режиме занятий преподаватель заполняет таблицу с оценками за каждое занятие. Для удобства реализована навигация по таблице с помощью клавиш стрелок или WASD, а также быстрый ввод оценок. В режиме аттестации дополнительно отображаются средний балл и количество пропусков, что помогает при выставлении итоговых оценок. Система поддерживает поэтапное сохранение данных и формирование итоговой ведомости.</w:t>
+      </w:r>
+    </w:p>
+    <w:p>
+      <w:pPr>
+        <w:tabs>
+          <w:tab w:val="left" w:pos="840"/>
+        </w:tabs>
+        <w:spacing w:line="300" w:lineRule="auto"/>
+        <w:ind w:firstLine="567"/>
+        <w:jc w:val="both"/>
+      </w:pPr>
+      <w:r>
+        <w:t>(слайд 12) Интерфейс статистики и работы с ведомостями предоставляет преподавателю удобные инструменты для создания, отправки и анализа итоговой документации. Пользователь может выбрать формат (DOCX или PDF) и вариант действия — скачать или отправить по электронной почте. При отправке преподаватель указывает получателей, тему и текст письма. В разделе «Статистика» отображаются данные об успеваемости студентов: посещаемость, количество пропусков, средняя оценка за занятия, процент аттестации и средняя аттестационная оценка. Информация доступна как по отдельным студентам, так и в разрезе всей группы, с возможностью экспорта в Excel.</w:t>
+      </w:r>
+    </w:p>
+    <w:p>
+      <w:pPr>
+        <w:tabs>
+          <w:tab w:val="left" w:pos="840"/>
+        </w:tabs>
+        <w:spacing w:line="300" w:lineRule="auto"/>
+        <w:ind w:firstLine="567"/>
+        <w:jc w:val="both"/>
+      </w:pPr>
+      <w:r>
+        <w:t>(слайд 13</w:t>
+      </w:r>
+      <w:proofErr w:type="gramStart"/>
+      <w:r>
+        <w:t>)</w:t>
+      </w:r>
+      <w:proofErr w:type="gramEnd"/>
+      <w:r>
+        <w:t xml:space="preserve"> В результате работы приложения формируется ведомость с оценками и посещаемостью студентов, соответствующая выбранному формату.</w:t>
+      </w:r>
+    </w:p>
+    <w:p>
+      <w:pPr>
+        <w:tabs>
+          <w:tab w:val="left" w:pos="840"/>
+        </w:tabs>
+        <w:spacing w:line="300" w:lineRule="auto"/>
+        <w:ind w:firstLine="567"/>
+        <w:jc w:val="both"/>
+      </w:pPr>
+      <w:r>
+        <w:t>(слайд 14</w:t>
+      </w:r>
+      <w:proofErr w:type="gramStart"/>
+      <w:r>
+        <w:t>)</w:t>
+      </w:r>
+      <w:proofErr w:type="gramEnd"/>
+      <w:r>
+        <w:t xml:space="preserve"> В ходе выполнения дипломного проекта была достигнута основная цель — разработано и реализовано специализированное веб-приложение для автоматизации процессов учёта и анализа успеваемости студентов.</w:t>
+      </w:r>
+      <w:r>
+        <w:br/>
+        <w:t>Успешно решены задачи автоматического формирования ведомостей, учёта посещаемости и оценок, аналитики по различным параметрам, рассылки отчётной документации и безопасного хранения данных. Созданная система повышает эффективность образовательного процесса и снижает нагрузку на преподавателей.</w:t>
+      </w:r>
+    </w:p>
+    <w:p>
+      <w:pPr>
+        <w:tabs>
+          <w:tab w:val="left" w:pos="840"/>
+        </w:tabs>
+        <w:spacing w:line="300" w:lineRule="auto"/>
+        <w:ind w:firstLine="567"/>
+        <w:jc w:val="both"/>
         <w:rPr>
-          <w:sz w:val="26"/>
-          <w:szCs w:val="26"/>
-        </w:rPr>
-      </w:pPr>
-      <w:r>
-        <w:rPr>
-          <w:sz w:val="26"/>
-          <w:szCs w:val="26"/>
-        </w:rPr>
-        <w:t xml:space="preserve">(слайд </w:t>
-      </w:r>
-      <w:r>
-        <w:rPr>
-          <w:sz w:val="26"/>
-          <w:szCs w:val="26"/>
-        </w:rPr>
-        <w:t>10</w:t>
-      </w:r>
-      <w:r>
-        <w:rPr>
-          <w:sz w:val="26"/>
-          <w:szCs w:val="26"/>
-        </w:rPr>
-        <w:t>)</w:t>
-      </w:r>
-      <w:r>
-        <w:rPr>
-          <w:sz w:val="26"/>
-          <w:szCs w:val="26"/>
-        </w:rPr>
-        <w:t xml:space="preserve"> </w:t>
-      </w:r>
-      <w:r>
-        <w:rPr>
-          <w:sz w:val="26"/>
-          <w:szCs w:val="26"/>
-        </w:rPr>
-        <w:t>Интерфейс выбора и поиска группы представлен в виде боковой панели, доступной преподавателю после входа в систему.</w:t>
-      </w:r>
-      <w:r>
-        <w:rPr>
-          <w:sz w:val="26"/>
-          <w:szCs w:val="26"/>
-        </w:rPr>
-        <w:t xml:space="preserve"> </w:t>
-      </w:r>
-      <w:r>
-        <w:rPr>
-          <w:sz w:val="26"/>
-          <w:szCs w:val="26"/>
-        </w:rPr>
-        <w:t>Она включает список учебных групп, строку поиска и переключатель режимов — «Текущее» для работы с оценками и аттестацией, и «Архив» для просмотра ранее созданных ведомостей.</w:t>
-      </w:r>
-      <w:r>
-        <w:rPr>
-          <w:sz w:val="26"/>
-          <w:szCs w:val="26"/>
-        </w:rPr>
-        <w:t xml:space="preserve"> </w:t>
-      </w:r>
-      <w:r>
-        <w:rPr>
-          <w:sz w:val="26"/>
-          <w:szCs w:val="26"/>
-        </w:rPr>
-        <w:t>Функция поиска позволяет быстро найти нужную группу</w:t>
-      </w:r>
-      <w:r>
-        <w:rPr>
-          <w:sz w:val="26"/>
-          <w:szCs w:val="26"/>
-        </w:rPr>
-        <w:t xml:space="preserve"> по ее номеру, изучаемой </w:t>
-      </w:r>
-      <w:r>
-        <w:rPr>
-          <w:sz w:val="26"/>
-          <w:szCs w:val="26"/>
-        </w:rPr>
-        <w:t>дисциплин</w:t>
-      </w:r>
-      <w:r>
-        <w:rPr>
-          <w:sz w:val="26"/>
-          <w:szCs w:val="26"/>
-        </w:rPr>
-        <w:t>е</w:t>
-      </w:r>
-      <w:r>
-        <w:rPr>
-          <w:sz w:val="26"/>
-          <w:szCs w:val="26"/>
-        </w:rPr>
-        <w:t xml:space="preserve"> или </w:t>
-      </w:r>
-      <w:r>
-        <w:rPr>
-          <w:sz w:val="26"/>
-          <w:szCs w:val="26"/>
-        </w:rPr>
-        <w:t xml:space="preserve">обучающемуся </w:t>
-      </w:r>
-      <w:r>
-        <w:rPr>
-          <w:sz w:val="26"/>
-          <w:szCs w:val="26"/>
-        </w:rPr>
-        <w:t>студент</w:t>
-      </w:r>
-      <w:r>
-        <w:rPr>
-          <w:sz w:val="26"/>
-          <w:szCs w:val="26"/>
-        </w:rPr>
-        <w:t>у</w:t>
-      </w:r>
-      <w:r>
-        <w:rPr>
-          <w:sz w:val="26"/>
-          <w:szCs w:val="26"/>
-        </w:rPr>
-        <w:t>, облегчая навигацию и ускоряя работу с данными.</w:t>
-      </w:r>
-    </w:p>
-    <w:p>
-      <w:pPr>
-        <w:tabs>
-          <w:tab w:val="left" w:pos="840"/>
-        </w:tabs>
-        <w:spacing w:line="300" w:lineRule="auto"/>
-        <w:ind w:firstLine="567"/>
-        <w:jc w:val="both"/>
-        <w:rPr>
-          <w:sz w:val="26"/>
-          <w:szCs w:val="26"/>
-        </w:rPr>
-      </w:pPr>
-      <w:r>
-        <w:rPr>
-          <w:sz w:val="26"/>
-          <w:szCs w:val="26"/>
-        </w:rPr>
-        <w:t xml:space="preserve">(слайд </w:t>
-      </w:r>
-      <w:r>
-        <w:rPr>
-          <w:sz w:val="26"/>
-          <w:szCs w:val="26"/>
-        </w:rPr>
-        <w:t>1</w:t>
-      </w:r>
-      <w:r>
-        <w:rPr>
-          <w:sz w:val="26"/>
-          <w:szCs w:val="26"/>
-        </w:rPr>
-        <w:t>1</w:t>
-      </w:r>
-      <w:r>
-        <w:rPr>
-          <w:sz w:val="26"/>
-          <w:szCs w:val="26"/>
-        </w:rPr>
-        <w:t>)</w:t>
-      </w:r>
-      <w:r>
-        <w:rPr>
-          <w:sz w:val="26"/>
-          <w:szCs w:val="26"/>
-        </w:rPr>
-        <w:t xml:space="preserve"> </w:t>
-      </w:r>
-      <w:r>
-        <w:rPr>
-          <w:sz w:val="26"/>
-          <w:szCs w:val="26"/>
-        </w:rPr>
-        <w:t>Интерфейс учёта успеваемости и посещаемости включает два режима работы: «Занятия» и «Аттестация».</w:t>
-      </w:r>
-      <w:r>
-        <w:rPr>
-          <w:sz w:val="26"/>
-          <w:szCs w:val="26"/>
-        </w:rPr>
-        <w:t xml:space="preserve"> </w:t>
-      </w:r>
-      <w:r>
-        <w:rPr>
-          <w:sz w:val="26"/>
-          <w:szCs w:val="26"/>
-        </w:rPr>
-        <w:t>В режиме занятий преподаватель заполняет таблицу с оценками за каждое занятие. Для удобства реализована навигация по таблице с помощью клавиш стрелок или WASD, а также быстрый ввод оценок.</w:t>
-      </w:r>
-      <w:r>
-        <w:rPr>
-          <w:sz w:val="26"/>
-          <w:szCs w:val="26"/>
-        </w:rPr>
-        <w:t xml:space="preserve"> </w:t>
-      </w:r>
-      <w:r>
-        <w:rPr>
-          <w:sz w:val="26"/>
-          <w:szCs w:val="26"/>
-        </w:rPr>
-        <w:t>В режиме аттестации дополнительно отображаются средний балл и количество пропусков, что помогает при выставлении итоговых оценок.</w:t>
-      </w:r>
-      <w:r>
-        <w:rPr>
-          <w:sz w:val="26"/>
-          <w:szCs w:val="26"/>
-        </w:rPr>
-        <w:t xml:space="preserve"> </w:t>
-      </w:r>
-      <w:r>
-        <w:rPr>
-          <w:sz w:val="26"/>
-          <w:szCs w:val="26"/>
-        </w:rPr>
-        <w:t>Система поддерживает поэтапное сохранение данных и формирование итоговой ведомости.</w:t>
-      </w:r>
-    </w:p>
-    <w:p>
-      <w:pPr>
-        <w:tabs>
-          <w:tab w:val="left" w:pos="840"/>
-        </w:tabs>
-        <w:spacing w:line="300" w:lineRule="auto"/>
-        <w:ind w:firstLine="567"/>
-        <w:jc w:val="both"/>
-        <w:rPr>
-          <w:sz w:val="26"/>
-          <w:szCs w:val="26"/>
-        </w:rPr>
-      </w:pPr>
-      <w:r>
-        <w:rPr>
-          <w:sz w:val="26"/>
-          <w:szCs w:val="26"/>
-        </w:rPr>
-        <w:t xml:space="preserve">(слайд </w:t>
-      </w:r>
-      <w:r>
-        <w:rPr>
-          <w:sz w:val="26"/>
-          <w:szCs w:val="26"/>
-        </w:rPr>
-        <w:t>1</w:t>
-      </w:r>
-      <w:r>
-        <w:rPr>
-          <w:sz w:val="26"/>
-          <w:szCs w:val="26"/>
-        </w:rPr>
-        <w:t>2</w:t>
-      </w:r>
-      <w:r>
-        <w:rPr>
-          <w:sz w:val="26"/>
-          <w:szCs w:val="26"/>
-        </w:rPr>
-        <w:t>)</w:t>
-      </w:r>
-      <w:r>
-        <w:rPr>
-          <w:sz w:val="26"/>
-          <w:szCs w:val="26"/>
-        </w:rPr>
-        <w:t xml:space="preserve"> </w:t>
-      </w:r>
-      <w:r>
-        <w:rPr>
-          <w:sz w:val="26"/>
-          <w:szCs w:val="26"/>
-        </w:rPr>
-        <w:t>Интерфейс статистики и работы с ведомостями предоставляет преподавателю удобные инструменты для создания, отправки и анализа итоговой документации.</w:t>
-      </w:r>
-      <w:r>
-        <w:rPr>
-          <w:sz w:val="26"/>
-          <w:szCs w:val="26"/>
-        </w:rPr>
-        <w:t xml:space="preserve"> </w:t>
-      </w:r>
-      <w:r>
-        <w:rPr>
-          <w:sz w:val="26"/>
-          <w:szCs w:val="26"/>
-        </w:rPr>
-        <w:t>Пользователь может выбрать формат</w:t>
-      </w:r>
-      <w:r>
-        <w:rPr>
-          <w:sz w:val="26"/>
-          <w:szCs w:val="26"/>
-        </w:rPr>
-        <w:t xml:space="preserve"> (DOCX или PDF) и вариант действия — скачать или отправить по электронной почте. При отправке преподаватель указывает получателей, тему и текст письма.</w:t>
-      </w:r>
-      <w:r>
-        <w:rPr>
-          <w:sz w:val="26"/>
-          <w:szCs w:val="26"/>
-        </w:rPr>
-        <w:t xml:space="preserve"> </w:t>
-      </w:r>
-      <w:r>
-        <w:rPr>
-          <w:sz w:val="26"/>
-          <w:szCs w:val="26"/>
-        </w:rPr>
-        <w:t xml:space="preserve">В разделе «Статистика» отображаются данные об успеваемости студентов: посещаемость, </w:t>
-      </w:r>
-      <w:r>
-        <w:rPr>
-          <w:sz w:val="26"/>
-          <w:szCs w:val="26"/>
-        </w:rPr>
-        <w:t>количество пропусков</w:t>
-      </w:r>
-      <w:r>
-        <w:rPr>
-          <w:sz w:val="26"/>
-          <w:szCs w:val="26"/>
-        </w:rPr>
-        <w:t xml:space="preserve">, </w:t>
-      </w:r>
-      <w:r>
-        <w:rPr>
-          <w:sz w:val="26"/>
-          <w:szCs w:val="26"/>
-        </w:rPr>
-        <w:t>средняя оценка за занятия, процент аттестации</w:t>
-      </w:r>
-      <w:r>
-        <w:rPr>
-          <w:sz w:val="26"/>
-          <w:szCs w:val="26"/>
-        </w:rPr>
-        <w:t xml:space="preserve"> и </w:t>
-      </w:r>
-      <w:r>
-        <w:rPr>
-          <w:sz w:val="26"/>
-          <w:szCs w:val="26"/>
-        </w:rPr>
-        <w:t>средняя аттестационная оценка</w:t>
-      </w:r>
-      <w:r>
-        <w:rPr>
-          <w:sz w:val="26"/>
-          <w:szCs w:val="26"/>
-        </w:rPr>
-        <w:t>. Информация доступна как по отдельным студентам, так и в разрезе всей группы, с возможностью экспорта в Excel.</w:t>
-      </w:r>
-    </w:p>
-    <w:p>
-      <w:pPr>
-        <w:tabs>
-          <w:tab w:val="left" w:pos="840"/>
-        </w:tabs>
-        <w:spacing w:line="300" w:lineRule="auto"/>
-        <w:ind w:firstLine="567"/>
-        <w:jc w:val="both"/>
-        <w:rPr>
-          <w:sz w:val="26"/>
-          <w:szCs w:val="26"/>
-        </w:rPr>
-      </w:pPr>
-      <w:r>
-        <w:rPr>
-          <w:sz w:val="26"/>
-          <w:szCs w:val="26"/>
-        </w:rPr>
-        <w:lastRenderedPageBreak/>
-        <w:t xml:space="preserve">(слайд </w:t>
-      </w:r>
-      <w:r>
-        <w:rPr>
-          <w:sz w:val="26"/>
-          <w:szCs w:val="26"/>
-        </w:rPr>
-        <w:t>1</w:t>
-      </w:r>
-      <w:r>
-        <w:rPr>
-          <w:sz w:val="26"/>
-          <w:szCs w:val="26"/>
-        </w:rPr>
-        <w:t>3</w:t>
-      </w:r>
-      <w:proofErr w:type="gramStart"/>
-      <w:r>
-        <w:rPr>
-          <w:sz w:val="26"/>
-          <w:szCs w:val="26"/>
-        </w:rPr>
-        <w:t>)</w:t>
-      </w:r>
-      <w:proofErr w:type="gramEnd"/>
-      <w:r>
-        <w:rPr>
-          <w:sz w:val="26"/>
-          <w:szCs w:val="26"/>
-        </w:rPr>
-        <w:t xml:space="preserve"> </w:t>
-      </w:r>
-      <w:r>
-        <w:rPr>
-          <w:sz w:val="26"/>
-          <w:szCs w:val="26"/>
-        </w:rPr>
-        <w:t>В результате работы приложения формируется ведомость с оценками и посещаемостью студентов, соответствующая выбранному формату.</w:t>
-      </w:r>
-    </w:p>
-    <w:p>
-      <w:pPr>
-        <w:tabs>
-          <w:tab w:val="left" w:pos="840"/>
-        </w:tabs>
-        <w:spacing w:line="300" w:lineRule="auto"/>
-        <w:ind w:firstLine="567"/>
-        <w:jc w:val="both"/>
-        <w:rPr>
-          <w:sz w:val="26"/>
-          <w:szCs w:val="26"/>
-        </w:rPr>
-      </w:pPr>
-      <w:r>
-        <w:rPr>
-          <w:sz w:val="26"/>
-          <w:szCs w:val="26"/>
-        </w:rPr>
-        <w:t xml:space="preserve">(слайд </w:t>
-      </w:r>
-      <w:r>
-        <w:rPr>
-          <w:sz w:val="26"/>
-          <w:szCs w:val="26"/>
-        </w:rPr>
-        <w:t>1</w:t>
-      </w:r>
-      <w:r>
-        <w:rPr>
-          <w:sz w:val="26"/>
-          <w:szCs w:val="26"/>
-        </w:rPr>
-        <w:t>4</w:t>
-      </w:r>
-      <w:proofErr w:type="gramStart"/>
-      <w:r>
-        <w:rPr>
-          <w:sz w:val="26"/>
-          <w:szCs w:val="26"/>
-        </w:rPr>
-        <w:t>)</w:t>
-      </w:r>
-      <w:proofErr w:type="gramEnd"/>
-      <w:r>
-        <w:rPr>
-          <w:sz w:val="26"/>
-          <w:szCs w:val="26"/>
-        </w:rPr>
-        <w:t xml:space="preserve"> </w:t>
-      </w:r>
-      <w:r>
-        <w:rPr>
-          <w:sz w:val="26"/>
-          <w:szCs w:val="26"/>
-        </w:rPr>
-        <w:t>В ходе выполнения дипломного проекта была достигнута основная цель — разработано и реализовано специализированное веб-приложение для автоматизации процессов учёта и анализа успеваемости студентов.</w:t>
-      </w:r>
-      <w:r>
-        <w:rPr>
-          <w:sz w:val="26"/>
-          <w:szCs w:val="26"/>
-        </w:rPr>
-        <w:br/>
-        <w:t>Успешно решены задачи автоматического формирования ведомостей, учёта посещаемости и оценок, аналитики по различным параметрам, рассылки отчётной документации и безопасного хранения данных.</w:t>
-      </w:r>
-      <w:r>
-        <w:rPr>
-          <w:sz w:val="26"/>
-          <w:szCs w:val="26"/>
-        </w:rPr>
-        <w:t xml:space="preserve"> </w:t>
-      </w:r>
-      <w:r>
-        <w:rPr>
-          <w:sz w:val="26"/>
-          <w:szCs w:val="26"/>
-        </w:rPr>
-        <w:t>Созданная система повышает эффективность образовательного процесса</w:t>
-      </w:r>
-      <w:r>
-        <w:rPr>
-          <w:sz w:val="26"/>
-          <w:szCs w:val="26"/>
-        </w:rPr>
-        <w:t xml:space="preserve"> и</w:t>
-      </w:r>
-      <w:r>
-        <w:rPr>
-          <w:sz w:val="26"/>
-          <w:szCs w:val="26"/>
-        </w:rPr>
-        <w:t xml:space="preserve"> снижает нагрузку на преподавателей.</w:t>
-      </w:r>
-    </w:p>
-    <w:p>
-      <w:pPr>
-        <w:tabs>
-          <w:tab w:val="left" w:pos="840"/>
-        </w:tabs>
-        <w:spacing w:line="300" w:lineRule="auto"/>
-        <w:ind w:firstLine="567"/>
-        <w:jc w:val="both"/>
-        <w:rPr>
-          <w:sz w:val="26"/>
-          <w:szCs w:val="26"/>
           <w:lang w:eastAsia="en-US"/>
         </w:rPr>
       </w:pPr>
       <w:r>
         <w:rPr>
-          <w:sz w:val="26"/>
-          <w:szCs w:val="26"/>
           <w:lang w:eastAsia="en-US"/>
         </w:rPr>
-        <w:t>Спасибо за внимание! Доклад окончен</w:t>
-      </w:r>
-      <w:r>
-        <w:rPr>
-          <w:sz w:val="26"/>
-          <w:szCs w:val="26"/>
-          <w:lang w:eastAsia="en-US"/>
-        </w:rPr>
-        <w:t>.</w:t>
+        <w:t>Спасибо за внимание! Доклад окончен.</w:t>
       </w:r>
     </w:p>
     <w:p>
@@ -2688,6 +1701,7 @@
   <w:style w:type="character" w:default="1" w:styleId="a0">
     <w:name w:val="Default Paragraph Font"/>
     <w:uiPriority w:val="1"/>
+    <w:semiHidden/>
     <w:unhideWhenUsed/>
   </w:style>
   <w:style w:type="table" w:default="1" w:styleId="a1">
